--- a/Vize - Proje 3 Veritabanı Güvenliği ve Erişim Kontrolü/Proje 3 Raporu.docx
+++ b/Vize - Proje 3 Veritabanı Güvenliği ve Erişim Kontrolü/Proje 3 Raporu.docx
@@ -2567,6 +2567,176 @@
     </w:p>
     <w:p>
       <w:pPr>
+        <w:rPr>
+          <w:rFonts w:ascii="Aptos" w:hAnsi="Aptos"/>
+        </w:rPr>
+      </w:pPr>
+    </w:p>
+    <w:p>
+      <w:pPr>
+        <w:rPr>
+          <w:rFonts w:ascii="Aptos" w:hAnsi="Aptos"/>
+        </w:rPr>
+      </w:pPr>
+    </w:p>
+    <w:p>
+      <w:pPr>
+        <w:rPr>
+          <w:rFonts w:ascii="Aptos" w:hAnsi="Aptos"/>
+        </w:rPr>
+      </w:pPr>
+    </w:p>
+    <w:p>
+      <w:pPr>
+        <w:rPr>
+          <w:rFonts w:ascii="Aptos" w:hAnsi="Aptos"/>
+        </w:rPr>
+      </w:pPr>
+    </w:p>
+    <w:p>
+      <w:pPr>
+        <w:rPr>
+          <w:rFonts w:ascii="Aptos" w:hAnsi="Aptos"/>
+        </w:rPr>
+      </w:pPr>
+    </w:p>
+    <w:p>
+      <w:pPr>
+        <w:rPr>
+          <w:rFonts w:ascii="Aptos" w:hAnsi="Aptos"/>
+        </w:rPr>
+      </w:pPr>
+    </w:p>
+    <w:p>
+      <w:pPr>
+        <w:rPr>
+          <w:rFonts w:ascii="Aptos" w:hAnsi="Aptos"/>
+        </w:rPr>
+      </w:pPr>
+    </w:p>
+    <w:p>
+      <w:pPr>
+        <w:rPr>
+          <w:rFonts w:ascii="Aptos" w:hAnsi="Aptos"/>
+        </w:rPr>
+      </w:pPr>
+    </w:p>
+    <w:p>
+      <w:pPr>
+        <w:rPr>
+          <w:rFonts w:ascii="Aptos" w:hAnsi="Aptos"/>
+        </w:rPr>
+      </w:pPr>
+    </w:p>
+    <w:p>
+      <w:pPr>
+        <w:rPr>
+          <w:rFonts w:ascii="Aptos" w:hAnsi="Aptos"/>
+        </w:rPr>
+      </w:pPr>
+    </w:p>
+    <w:p>
+      <w:pPr>
+        <w:rPr>
+          <w:rFonts w:ascii="Aptos" w:hAnsi="Aptos"/>
+        </w:rPr>
+      </w:pPr>
+    </w:p>
+    <w:p>
+      <w:pPr>
+        <w:rPr>
+          <w:rFonts w:ascii="Aptos" w:hAnsi="Aptos"/>
+        </w:rPr>
+      </w:pPr>
+    </w:p>
+    <w:p>
+      <w:pPr>
+        <w:rPr>
+          <w:rFonts w:ascii="Aptos" w:hAnsi="Aptos"/>
+        </w:rPr>
+      </w:pPr>
+    </w:p>
+    <w:p>
+      <w:pPr>
+        <w:rPr>
+          <w:rFonts w:ascii="Aptos" w:hAnsi="Aptos"/>
+        </w:rPr>
+      </w:pPr>
+    </w:p>
+    <w:p>
+      <w:pPr>
+        <w:rPr>
+          <w:rFonts w:ascii="Aptos" w:hAnsi="Aptos"/>
+        </w:rPr>
+      </w:pPr>
+    </w:p>
+    <w:p>
+      <w:pPr>
+        <w:rPr>
+          <w:rFonts w:ascii="Aptos" w:hAnsi="Aptos"/>
+        </w:rPr>
+      </w:pPr>
+    </w:p>
+    <w:p>
+      <w:pPr>
+        <w:rPr>
+          <w:rFonts w:ascii="Aptos" w:hAnsi="Aptos"/>
+        </w:rPr>
+      </w:pPr>
+    </w:p>
+    <w:p>
+      <w:pPr>
+        <w:rPr>
+          <w:rFonts w:ascii="Aptos" w:hAnsi="Aptos"/>
+        </w:rPr>
+      </w:pPr>
+    </w:p>
+    <w:p>
+      <w:pPr>
+        <w:rPr>
+          <w:rFonts w:ascii="Aptos" w:hAnsi="Aptos"/>
+        </w:rPr>
+      </w:pPr>
+    </w:p>
+    <w:p>
+      <w:pPr>
+        <w:rPr>
+          <w:rFonts w:ascii="Aptos" w:hAnsi="Aptos"/>
+        </w:rPr>
+      </w:pPr>
+    </w:p>
+    <w:p>
+      <w:pPr>
+        <w:rPr>
+          <w:rFonts w:ascii="Aptos" w:hAnsi="Aptos"/>
+        </w:rPr>
+      </w:pPr>
+    </w:p>
+    <w:p>
+      <w:pPr>
+        <w:rPr>
+          <w:rFonts w:ascii="Aptos" w:hAnsi="Aptos"/>
+        </w:rPr>
+      </w:pPr>
+    </w:p>
+    <w:p>
+      <w:pPr>
+        <w:rPr>
+          <w:rFonts w:ascii="Aptos" w:hAnsi="Aptos"/>
+        </w:rPr>
+      </w:pPr>
+    </w:p>
+    <w:p>
+      <w:pPr>
+        <w:rPr>
+          <w:rFonts w:ascii="Aptos" w:hAnsi="Aptos"/>
+        </w:rPr>
+      </w:pPr>
+      <w:bookmarkStart w:id="1" w:name="_GoBack"/>
+      <w:bookmarkEnd w:id="1"/>
+    </w:p>
+    <w:p>
+      <w:pPr>
         <w:pStyle w:val="ListeParagraf"/>
         <w:numPr>
           <w:ilvl w:val="0"/>
@@ -2574,7 +2744,7 @@
         </w:numPr>
         <w:jc w:val="center"/>
       </w:pPr>
-      <w:bookmarkStart w:id="1" w:name="_Toc226638040"/>
+      <w:bookmarkStart w:id="2" w:name="_Toc226638040"/>
       <w:r>
         <w:rPr>
           <w:rStyle w:val="Balk1Char"/>
@@ -2583,7 +2753,7 @@
         <w:lastRenderedPageBreak/>
         <w:t>Giriş</w:t>
       </w:r>
-      <w:bookmarkEnd w:id="1"/>
+      <w:bookmarkEnd w:id="2"/>
     </w:p>
     <w:p>
       <w:r>
@@ -2607,11 +2777,11 @@
       <w:pPr>
         <w:pStyle w:val="Balk2"/>
       </w:pPr>
-      <w:bookmarkStart w:id="2" w:name="_Toc226638041"/>
+      <w:bookmarkStart w:id="3" w:name="_Toc226638041"/>
       <w:r>
         <w:t>Kullanılan Ortam</w:t>
       </w:r>
-      <w:bookmarkEnd w:id="2"/>
+      <w:bookmarkEnd w:id="3"/>
     </w:p>
     <w:p/>
     <w:p>
@@ -2636,10 +2806,7 @@
     <w:p/>
     <w:p/>
     <w:p/>
-    <w:p>
-      <w:bookmarkStart w:id="3" w:name="_GoBack"/>
-      <w:bookmarkEnd w:id="3"/>
-    </w:p>
+    <w:p/>
     <w:p/>
     <w:p/>
     <w:p/>
@@ -14308,19 +14475,7 @@
         <w:rPr>
           <w:lang w:eastAsia="tr-TR"/>
         </w:rPr>
-        <w:t xml:space="preserve">4. </w:t>
-      </w:r>
-      <w:r>
-        <w:rPr>
-          <w:lang w:eastAsia="tr-TR"/>
-        </w:rPr>
-        <w:t>bölümde uygulanan DENY SELECT kısıtlaması nedeniyle db_readonly kullanıcısının doğrudan tablo erişimi engellenmiştir. Bu girişim reddedilmiş olsa da audit log tarafından kayıt a</w:t>
-      </w:r>
-      <w:r>
-        <w:rPr>
-          <w:lang w:eastAsia="tr-TR"/>
-        </w:rPr>
-        <w:t>ltına alınmıştır.</w:t>
+        <w:t>4. bölümde uygulanan DENY SELECT kısıtlaması nedeniyle db_readonly kullanıcısının doğrudan tablo erişimi engellenmiştir. Bu girişim reddedilmiş olsa da audit log tarafından kayıt altına alınmıştır.</w:t>
       </w:r>
     </w:p>
     <w:p>
@@ -17938,7 +18093,7 @@
 </file>
 
 <file path=customXml/itemProps1.xml><?xml version="1.0" encoding="utf-8"?>
-<ds:datastoreItem xmlns:ds="http://schemas.openxmlformats.org/officeDocument/2006/customXml" ds:itemID="{2ABF0A79-D22F-4192-8E8B-A9CA595333D5}">
+<ds:datastoreItem xmlns:ds="http://schemas.openxmlformats.org/officeDocument/2006/customXml" ds:itemID="{A167312A-38FB-4CE6-818E-3AA9D01A6B33}">
   <ds:schemaRefs>
     <ds:schemaRef ds:uri="http://schemas.openxmlformats.org/officeDocument/2006/bibliography"/>
   </ds:schemaRefs>

--- a/Vize - Proje 3 Veritabanı Güvenliği ve Erişim Kontrolü/Proje 3 Raporu.docx
+++ b/Vize - Proje 3 Veritabanı Güvenliği ve Erişim Kontrolü/Proje 3 Raporu.docx
@@ -311,6 +311,94 @@
     </w:p>
     <w:p>
       <w:pPr>
+        <w:spacing w:after="0"/>
+        <w:jc w:val="center"/>
+        <w:rPr>
+          <w:rFonts w:eastAsia="Times New Roman" w:cs="Arial"/>
+          <w:b/>
+          <w:szCs w:val="24"/>
+        </w:rPr>
+      </w:pPr>
+    </w:p>
+    <w:p>
+      <w:pPr>
+        <w:spacing w:after="0"/>
+        <w:jc w:val="center"/>
+        <w:rPr>
+          <w:rFonts w:eastAsia="Times New Roman" w:cs="Arial"/>
+          <w:b/>
+          <w:szCs w:val="24"/>
+        </w:rPr>
+      </w:pPr>
+    </w:p>
+    <w:p>
+      <w:pPr>
+        <w:spacing w:after="0"/>
+        <w:jc w:val="center"/>
+        <w:rPr>
+          <w:rFonts w:eastAsia="Times New Roman" w:cs="Arial"/>
+          <w:b/>
+          <w:szCs w:val="24"/>
+        </w:rPr>
+      </w:pPr>
+    </w:p>
+    <w:p>
+      <w:pPr>
+        <w:spacing w:after="0"/>
+        <w:jc w:val="center"/>
+        <w:rPr>
+          <w:rFonts w:eastAsia="Times New Roman" w:cs="Arial"/>
+          <w:b/>
+          <w:szCs w:val="24"/>
+        </w:rPr>
+      </w:pPr>
+    </w:p>
+    <w:p>
+      <w:pPr>
+        <w:spacing w:after="0"/>
+        <w:jc w:val="center"/>
+        <w:rPr>
+          <w:rFonts w:eastAsia="Times New Roman" w:cs="Arial"/>
+          <w:b/>
+          <w:szCs w:val="24"/>
+        </w:rPr>
+      </w:pPr>
+    </w:p>
+    <w:p>
+      <w:pPr>
+        <w:spacing w:after="0"/>
+        <w:jc w:val="center"/>
+        <w:rPr>
+          <w:rFonts w:eastAsia="Times New Roman" w:cs="Arial"/>
+          <w:b/>
+          <w:szCs w:val="24"/>
+        </w:rPr>
+      </w:pPr>
+    </w:p>
+    <w:p>
+      <w:pPr>
+        <w:spacing w:after="0"/>
+        <w:jc w:val="center"/>
+        <w:rPr>
+          <w:rFonts w:eastAsia="Times New Roman" w:cs="Arial"/>
+          <w:b/>
+          <w:szCs w:val="24"/>
+        </w:rPr>
+      </w:pPr>
+    </w:p>
+    <w:p>
+      <w:pPr>
+        <w:spacing w:after="0"/>
+        <w:jc w:val="center"/>
+        <w:rPr>
+          <w:rFonts w:eastAsia="Times New Roman" w:cs="Arial"/>
+          <w:b/>
+          <w:szCs w:val="24"/>
+        </w:rPr>
+      </w:pPr>
+    </w:p>
+    <w:p>
+      <w:pPr>
         <w:spacing w:after="360"/>
         <w:jc w:val="center"/>
         <w:outlineLvl w:val="0"/>
@@ -2564,176 +2652,6 @@
           <w:rFonts w:ascii="Aptos" w:hAnsi="Aptos"/>
         </w:rPr>
       </w:pPr>
-    </w:p>
-    <w:p>
-      <w:pPr>
-        <w:rPr>
-          <w:rFonts w:ascii="Aptos" w:hAnsi="Aptos"/>
-        </w:rPr>
-      </w:pPr>
-    </w:p>
-    <w:p>
-      <w:pPr>
-        <w:rPr>
-          <w:rFonts w:ascii="Aptos" w:hAnsi="Aptos"/>
-        </w:rPr>
-      </w:pPr>
-    </w:p>
-    <w:p>
-      <w:pPr>
-        <w:rPr>
-          <w:rFonts w:ascii="Aptos" w:hAnsi="Aptos"/>
-        </w:rPr>
-      </w:pPr>
-    </w:p>
-    <w:p>
-      <w:pPr>
-        <w:rPr>
-          <w:rFonts w:ascii="Aptos" w:hAnsi="Aptos"/>
-        </w:rPr>
-      </w:pPr>
-    </w:p>
-    <w:p>
-      <w:pPr>
-        <w:rPr>
-          <w:rFonts w:ascii="Aptos" w:hAnsi="Aptos"/>
-        </w:rPr>
-      </w:pPr>
-    </w:p>
-    <w:p>
-      <w:pPr>
-        <w:rPr>
-          <w:rFonts w:ascii="Aptos" w:hAnsi="Aptos"/>
-        </w:rPr>
-      </w:pPr>
-    </w:p>
-    <w:p>
-      <w:pPr>
-        <w:rPr>
-          <w:rFonts w:ascii="Aptos" w:hAnsi="Aptos"/>
-        </w:rPr>
-      </w:pPr>
-    </w:p>
-    <w:p>
-      <w:pPr>
-        <w:rPr>
-          <w:rFonts w:ascii="Aptos" w:hAnsi="Aptos"/>
-        </w:rPr>
-      </w:pPr>
-    </w:p>
-    <w:p>
-      <w:pPr>
-        <w:rPr>
-          <w:rFonts w:ascii="Aptos" w:hAnsi="Aptos"/>
-        </w:rPr>
-      </w:pPr>
-    </w:p>
-    <w:p>
-      <w:pPr>
-        <w:rPr>
-          <w:rFonts w:ascii="Aptos" w:hAnsi="Aptos"/>
-        </w:rPr>
-      </w:pPr>
-    </w:p>
-    <w:p>
-      <w:pPr>
-        <w:rPr>
-          <w:rFonts w:ascii="Aptos" w:hAnsi="Aptos"/>
-        </w:rPr>
-      </w:pPr>
-    </w:p>
-    <w:p>
-      <w:pPr>
-        <w:rPr>
-          <w:rFonts w:ascii="Aptos" w:hAnsi="Aptos"/>
-        </w:rPr>
-      </w:pPr>
-    </w:p>
-    <w:p>
-      <w:pPr>
-        <w:rPr>
-          <w:rFonts w:ascii="Aptos" w:hAnsi="Aptos"/>
-        </w:rPr>
-      </w:pPr>
-    </w:p>
-    <w:p>
-      <w:pPr>
-        <w:rPr>
-          <w:rFonts w:ascii="Aptos" w:hAnsi="Aptos"/>
-        </w:rPr>
-      </w:pPr>
-    </w:p>
-    <w:p>
-      <w:pPr>
-        <w:rPr>
-          <w:rFonts w:ascii="Aptos" w:hAnsi="Aptos"/>
-        </w:rPr>
-      </w:pPr>
-    </w:p>
-    <w:p>
-      <w:pPr>
-        <w:rPr>
-          <w:rFonts w:ascii="Aptos" w:hAnsi="Aptos"/>
-        </w:rPr>
-      </w:pPr>
-    </w:p>
-    <w:p>
-      <w:pPr>
-        <w:rPr>
-          <w:rFonts w:ascii="Aptos" w:hAnsi="Aptos"/>
-        </w:rPr>
-      </w:pPr>
-    </w:p>
-    <w:p>
-      <w:pPr>
-        <w:rPr>
-          <w:rFonts w:ascii="Aptos" w:hAnsi="Aptos"/>
-        </w:rPr>
-      </w:pPr>
-    </w:p>
-    <w:p>
-      <w:pPr>
-        <w:rPr>
-          <w:rFonts w:ascii="Aptos" w:hAnsi="Aptos"/>
-        </w:rPr>
-      </w:pPr>
-    </w:p>
-    <w:p>
-      <w:pPr>
-        <w:rPr>
-          <w:rFonts w:ascii="Aptos" w:hAnsi="Aptos"/>
-        </w:rPr>
-      </w:pPr>
-    </w:p>
-    <w:p>
-      <w:pPr>
-        <w:rPr>
-          <w:rFonts w:ascii="Aptos" w:hAnsi="Aptos"/>
-        </w:rPr>
-      </w:pPr>
-    </w:p>
-    <w:p>
-      <w:pPr>
-        <w:rPr>
-          <w:rFonts w:ascii="Aptos" w:hAnsi="Aptos"/>
-        </w:rPr>
-      </w:pPr>
-    </w:p>
-    <w:p>
-      <w:pPr>
-        <w:rPr>
-          <w:rFonts w:ascii="Aptos" w:hAnsi="Aptos"/>
-        </w:rPr>
-      </w:pPr>
-    </w:p>
-    <w:p>
-      <w:pPr>
-        <w:rPr>
-          <w:rFonts w:ascii="Aptos" w:hAnsi="Aptos"/>
-        </w:rPr>
-      </w:pPr>
-      <w:bookmarkStart w:id="1" w:name="_GoBack"/>
-      <w:bookmarkEnd w:id="1"/>
     </w:p>
     <w:p>
       <w:pPr>
@@ -2744,7 +2662,7 @@
         </w:numPr>
         <w:jc w:val="center"/>
       </w:pPr>
-      <w:bookmarkStart w:id="2" w:name="_Toc226638040"/>
+      <w:bookmarkStart w:id="1" w:name="_Toc226638040"/>
       <w:r>
         <w:rPr>
           <w:rStyle w:val="Balk1Char"/>
@@ -2753,35 +2671,35 @@
         <w:lastRenderedPageBreak/>
         <w:t>Giriş</w:t>
       </w:r>
+      <w:bookmarkEnd w:id="1"/>
+    </w:p>
+    <w:p>
+      <w:r>
+        <w:t>Bu proje Microsoft SQL Server 2022 üzerinde çalışan Northwind veritabanı üzerinde kapsamlı bir güvenlik altyapısının tasarlanması ve</w:t>
+      </w:r>
+      <w:r>
+        <w:t xml:space="preserve"> uygulanmasını konu almaktadır.</w:t>
+      </w:r>
+    </w:p>
+    <w:p/>
+    <w:p>
+      <w:r>
+        <w:t>Proje kapsamında dört temel güvenlik konusu ele alınmıştır: kullanıcı erişim yönetimi, veri şifreleme (TDE), SQL Injection saldırılarına karşı koruma ve audit logları ile kullanıcı aktiviteler</w:t>
+      </w:r>
+      <w:r>
+        <w:t>inin izlenmesi.</w:t>
+      </w:r>
+    </w:p>
+    <w:p/>
+    <w:p>
+      <w:pPr>
+        <w:pStyle w:val="Balk2"/>
+      </w:pPr>
+      <w:bookmarkStart w:id="2" w:name="_Toc226638041"/>
+      <w:r>
+        <w:t>Kullanılan Ortam</w:t>
+      </w:r>
       <w:bookmarkEnd w:id="2"/>
-    </w:p>
-    <w:p>
-      <w:r>
-        <w:t>Bu proje Microsoft SQL Server 2022 üzerinde çalışan Northwind veritabanı üzerinde kapsamlı bir güvenlik altyapısının tasarlanması ve</w:t>
-      </w:r>
-      <w:r>
-        <w:t xml:space="preserve"> uygulanmasını konu almaktadır.</w:t>
-      </w:r>
-    </w:p>
-    <w:p/>
-    <w:p>
-      <w:r>
-        <w:t>Proje kapsamında dört temel güvenlik konusu ele alınmıştır: kullanıcı erişim yönetimi, veri şifreleme (TDE), SQL Injection saldırılarına karşı koruma ve audit logları ile kullanıcı aktiviteler</w:t>
-      </w:r>
-      <w:r>
-        <w:t>inin izlenmesi.</w:t>
-      </w:r>
-    </w:p>
-    <w:p/>
-    <w:p>
-      <w:pPr>
-        <w:pStyle w:val="Balk2"/>
-      </w:pPr>
-      <w:bookmarkStart w:id="3" w:name="_Toc226638041"/>
-      <w:r>
-        <w:t>Kullanılan Ortam</w:t>
-      </w:r>
-      <w:bookmarkEnd w:id="3"/>
     </w:p>
     <w:p/>
     <w:p>
@@ -2819,7 +2737,7 @@
           <w:lang w:eastAsia="tr-TR"/>
         </w:rPr>
       </w:pPr>
-      <w:bookmarkStart w:id="4" w:name="_Toc226638042"/>
+      <w:bookmarkStart w:id="3" w:name="_Toc226638042"/>
       <w:r>
         <w:rPr>
           <w:rFonts w:eastAsia="Times New Roman"/>
@@ -2828,7 +2746,7 @@
         <w:lastRenderedPageBreak/>
         <w:t>Projenin Amacı</w:t>
       </w:r>
-      <w:bookmarkEnd w:id="4"/>
+      <w:bookmarkEnd w:id="3"/>
     </w:p>
     <w:p>
       <w:pPr>
@@ -2918,7 +2836,7 @@
           <w:lang w:eastAsia="tr-TR"/>
         </w:rPr>
       </w:pPr>
-      <w:bookmarkStart w:id="5" w:name="_Toc226638043"/>
+      <w:bookmarkStart w:id="4" w:name="_Toc226638043"/>
       <w:r>
         <w:rPr>
           <w:rFonts w:eastAsia="Times New Roman"/>
@@ -2926,7 +2844,7 @@
         </w:rPr>
         <w:t>Proje Planı</w:t>
       </w:r>
-      <w:bookmarkEnd w:id="5"/>
+      <w:bookmarkEnd w:id="4"/>
     </w:p>
     <w:p>
       <w:pPr>
@@ -3060,12 +2978,12 @@
       <w:pPr>
         <w:pStyle w:val="Balk2"/>
       </w:pPr>
-      <w:bookmarkStart w:id="6" w:name="_Toc226638044"/>
+      <w:bookmarkStart w:id="5" w:name="_Toc226638044"/>
       <w:r>
         <w:lastRenderedPageBreak/>
         <w:t>Mevcut Durum</w:t>
       </w:r>
-      <w:bookmarkEnd w:id="6"/>
+      <w:bookmarkEnd w:id="5"/>
     </w:p>
     <w:p>
       <w:r>
@@ -3520,12 +3438,12 @@
       <w:pPr>
         <w:pStyle w:val="Balk2"/>
       </w:pPr>
-      <w:bookmarkStart w:id="7" w:name="_Toc226638045"/>
+      <w:bookmarkStart w:id="6" w:name="_Toc226638045"/>
       <w:r>
         <w:lastRenderedPageBreak/>
         <w:t>Authentication Modu</w:t>
       </w:r>
-      <w:bookmarkEnd w:id="7"/>
+      <w:bookmarkEnd w:id="6"/>
     </w:p>
     <w:p/>
     <w:p>
@@ -3779,31 +3697,31 @@
           <w:color w:val="BBBBBB"/>
         </w:rPr>
       </w:pPr>
-      <w:bookmarkStart w:id="8" w:name="_Toc226638046"/>
+      <w:bookmarkStart w:id="7" w:name="_Toc226638046"/>
       <w:r>
         <w:lastRenderedPageBreak/>
         <w:t>Erişim Yönetimi</w:t>
       </w:r>
+      <w:bookmarkEnd w:id="7"/>
+    </w:p>
+    <w:p>
+      <w:pPr>
+        <w:pStyle w:val="Balk2"/>
+        <w:rPr>
+          <w:rFonts w:eastAsia="Times New Roman"/>
+          <w:color w:val="BBBBBB"/>
+          <w:lang w:eastAsia="tr-TR"/>
+        </w:rPr>
+      </w:pPr>
+      <w:bookmarkStart w:id="8" w:name="_Toc226638047"/>
+      <w:r>
+        <w:rPr>
+          <w:rFonts w:eastAsia="Times New Roman"/>
+          <w:lang w:eastAsia="tr-TR"/>
+        </w:rPr>
+        <w:t>Login Oluşturma</w:t>
+      </w:r>
       <w:bookmarkEnd w:id="8"/>
-    </w:p>
-    <w:p>
-      <w:pPr>
-        <w:pStyle w:val="Balk2"/>
-        <w:rPr>
-          <w:rFonts w:eastAsia="Times New Roman"/>
-          <w:color w:val="BBBBBB"/>
-          <w:lang w:eastAsia="tr-TR"/>
-        </w:rPr>
-      </w:pPr>
-      <w:bookmarkStart w:id="9" w:name="_Toc226638047"/>
-      <w:r>
-        <w:rPr>
-          <w:rFonts w:eastAsia="Times New Roman"/>
-          <w:lang w:eastAsia="tr-TR"/>
-        </w:rPr>
-        <w:t>Login Oluşturma</w:t>
-      </w:r>
-      <w:bookmarkEnd w:id="9"/>
     </w:p>
     <w:p>
       <w:pPr>
@@ -4351,7 +4269,7 @@
           <w:lang w:eastAsia="tr-TR"/>
         </w:rPr>
       </w:pPr>
-      <w:bookmarkStart w:id="10" w:name="_Toc226638048"/>
+      <w:bookmarkStart w:id="9" w:name="_Toc226638048"/>
       <w:r>
         <w:rPr>
           <w:rFonts w:eastAsia="Times New Roman"/>
@@ -4359,7 +4277,7 @@
         </w:rPr>
         <w:t>Kullanıcı ve Rol Atama</w:t>
       </w:r>
-      <w:bookmarkEnd w:id="10"/>
+      <w:bookmarkEnd w:id="9"/>
     </w:p>
     <w:p>
       <w:pPr>
@@ -5194,7 +5112,15 @@
           <w:lang w:eastAsia="tr-TR"/>
         </w:rPr>
         <w:lastRenderedPageBreak/>
-        <w:t>Sorgu çıktısı, her kullanıcının yalnızca kendisine atanan rolle eşleştiğini doğrulamaktadır. db_admin → db_owner, db_dataentry → db_datareader ve db_datawriter, db_readonly → db_datareader.</w:t>
+        <w:t>Sorgu çıktısı, her kullanıcının yalnızca kendisine atanan rolle eşleştiğini doğrulamaktadır. db_admin →</w:t>
+      </w:r>
+      <w:bookmarkStart w:id="10" w:name="_GoBack"/>
+      <w:bookmarkEnd w:id="10"/>
+      <w:r>
+        <w:rPr>
+          <w:lang w:eastAsia="tr-TR"/>
+        </w:rPr>
+        <w:t xml:space="preserve"> db_owner, db_dataentry → db_datareader ve db_datawriter, db_readonly → db_datareader.</w:t>
       </w:r>
       <w:r>
         <w:rPr>
@@ -18093,7 +18019,7 @@
 </file>
 
 <file path=customXml/itemProps1.xml><?xml version="1.0" encoding="utf-8"?>
-<ds:datastoreItem xmlns:ds="http://schemas.openxmlformats.org/officeDocument/2006/customXml" ds:itemID="{A167312A-38FB-4CE6-818E-3AA9D01A6B33}">
+<ds:datastoreItem xmlns:ds="http://schemas.openxmlformats.org/officeDocument/2006/customXml" ds:itemID="{BAAA5EFD-AE95-47A1-8924-DF9889E9CFBB}">
   <ds:schemaRefs>
     <ds:schemaRef ds:uri="http://schemas.openxmlformats.org/officeDocument/2006/bibliography"/>
   </ds:schemaRefs>
